--- a/QED Course/Prologue 07 The Schrodinger Equation.docx
+++ b/QED Course/Prologue 07 The Schrodinger Equation.docx
@@ -8,7 +8,7 @@
         <w:jc w:val="center"/>
       </w:pPr>
       <w:r>
-        <w:t>The Schrodinger Equation</w:t>
+        <w:t>The Schrödinger Equation</w:t>
       </w:r>
     </w:p>
     <w:p>
@@ -485,15 +485,13 @@
         <w:tblLook w:firstColumn="1" w:firstRow="1" w:lastColumn="0" w:lastRow="0" w:noHBand="0" w:noVBand="1" w:val="04A0"/>
       </w:tblPr>
       <w:tblGrid>
-        <w:gridCol w:w="2448"/>
-        <w:gridCol w:w="2448"/>
-        <w:gridCol w:w="2448"/>
-        <w:gridCol w:w="2448"/>
+        <w:gridCol w:w="3264"/>
+        <w:gridCol w:w="6528"/>
       </w:tblGrid>
       <w:tr>
         <w:tc>
           <w:tcPr>
-            <w:tcW w:type="dxa" w:w="2448"/>
+            <w:tcW w:type="dxa" w:w="3264"/>
             <w:shd w:fill="1F4E78"/>
             <w:vAlign w:val="center"/>
             <w:tcMar>
@@ -515,7 +513,7 @@
         </w:tc>
         <w:tc>
           <w:tcPr>
-            <w:tcW w:type="dxa" w:w="2448"/>
+            <w:tcW w:type="dxa" w:w="6528"/>
             <w:shd w:fill="1F4E78"/>
             <w:vAlign w:val="center"/>
             <w:tcMar>
@@ -535,10 +533,11 @@
             </w:r>
           </w:p>
         </w:tc>
+      </w:tr>
+      <w:tr>
         <w:tc>
           <w:tcPr>
-            <w:tcW w:type="dxa" w:w="2448"/>
-            <w:shd w:fill="1F4E78"/>
+            <w:tcW w:type="dxa" w:w="3264"/>
             <w:vAlign w:val="center"/>
             <w:tcMar>
               <w:top w:w="100" w:type="dxa"/>
@@ -549,90 +548,13 @@
           </w:tcPr>
           <w:p>
             <w:r>
-              <w:rPr>
-                <w:b/>
-                <w:color w:val="FFFFFF"/>
-              </w:rPr>
+              <w:t>iℏ d|ψ⟩/dt=Ĥ|ψ⟩</w:t>
             </w:r>
           </w:p>
         </w:tc>
         <w:tc>
           <w:tcPr>
-            <w:tcW w:type="dxa" w:w="2448"/>
-            <w:shd w:fill="1F4E78"/>
-            <w:vAlign w:val="center"/>
-            <w:tcMar>
-              <w:top w:w="100" w:type="dxa"/>
-              <w:start w:w="100" w:type="dxa"/>
-              <w:bottom w:w="100" w:type="dxa"/>
-              <w:end w:w="100" w:type="dxa"/>
-            </w:tcMar>
-          </w:tcPr>
-          <w:p>
-            <w:r>
-              <w:rPr>
-                <w:b/>
-                <w:color w:val="FFFFFF"/>
-              </w:rPr>
-            </w:r>
-          </w:p>
-        </w:tc>
-      </w:tr>
-      <w:tr>
-        <w:tc>
-          <w:tcPr>
-            <w:tcW w:type="dxa" w:w="2448"/>
-            <w:vAlign w:val="center"/>
-            <w:tcMar>
-              <w:top w:w="100" w:type="dxa"/>
-              <w:start w:w="100" w:type="dxa"/>
-              <w:bottom w:w="100" w:type="dxa"/>
-              <w:end w:w="100" w:type="dxa"/>
-            </w:tcMar>
-          </w:tcPr>
-          <w:p>
-            <w:r>
-              <w:t>iℏ d</w:t>
-            </w:r>
-          </w:p>
-        </w:tc>
-        <w:tc>
-          <w:tcPr>
-            <w:tcW w:type="dxa" w:w="2448"/>
-            <w:vAlign w:val="center"/>
-            <w:tcMar>
-              <w:top w:w="100" w:type="dxa"/>
-              <w:start w:w="100" w:type="dxa"/>
-              <w:bottom w:w="100" w:type="dxa"/>
-              <w:end w:w="100" w:type="dxa"/>
-            </w:tcMar>
-          </w:tcPr>
-          <w:p>
-            <w:r>
-              <w:t>ψ⟩/dt=Ĥ</w:t>
-            </w:r>
-          </w:p>
-        </w:tc>
-        <w:tc>
-          <w:tcPr>
-            <w:tcW w:type="dxa" w:w="2448"/>
-            <w:vAlign w:val="center"/>
-            <w:tcMar>
-              <w:top w:w="100" w:type="dxa"/>
-              <w:start w:w="100" w:type="dxa"/>
-              <w:bottom w:w="100" w:type="dxa"/>
-              <w:end w:w="100" w:type="dxa"/>
-            </w:tcMar>
-          </w:tcPr>
-          <w:p>
-            <w:r>
-              <w:t>ψ⟩</w:t>
-            </w:r>
-          </w:p>
-        </w:tc>
-        <w:tc>
-          <w:tcPr>
-            <w:tcW w:type="dxa" w:w="2448"/>
+            <w:tcW w:type="dxa" w:w="6528"/>
             <w:vAlign w:val="center"/>
             <w:tcMar>
               <w:top w:w="100" w:type="dxa"/>
@@ -651,7 +573,7 @@
       <w:tr>
         <w:tc>
           <w:tcPr>
-            <w:tcW w:type="dxa" w:w="2448"/>
+            <w:tcW w:type="dxa" w:w="3264"/>
             <w:vAlign w:val="center"/>
             <w:shd w:fill="EAF2F8"/>
             <w:tcMar>
@@ -669,7 +591,7 @@
         </w:tc>
         <w:tc>
           <w:tcPr>
-            <w:tcW w:type="dxa" w:w="2448"/>
+            <w:tcW w:type="dxa" w:w="6528"/>
             <w:vAlign w:val="center"/>
             <w:shd w:fill="EAF2F8"/>
             <w:tcMar>
@@ -681,43 +603,15 @@
           </w:tcPr>
           <w:p>
             <w:r>
-              <w:t>Prologue 1 colour; photon energy</w:t>
+              <w:t>Prologue 1 color; photon energy</w:t>
             </w:r>
           </w:p>
-        </w:tc>
-        <w:tc>
-          <w:tcPr>
-            <w:tcW w:type="dxa" w:w="2448"/>
-            <w:vAlign w:val="center"/>
-            <w:shd w:fill="EAF2F8"/>
-            <w:tcMar>
-              <w:top w:w="100" w:type="dxa"/>
-              <w:start w:w="100" w:type="dxa"/>
-              <w:bottom w:w="100" w:type="dxa"/>
-              <w:end w:w="100" w:type="dxa"/>
-            </w:tcMar>
-          </w:tcPr>
-          <w:p/>
-        </w:tc>
-        <w:tc>
-          <w:tcPr>
-            <w:tcW w:type="dxa" w:w="2448"/>
-            <w:vAlign w:val="center"/>
-            <w:shd w:fill="EAF2F8"/>
-            <w:tcMar>
-              <w:top w:w="100" w:type="dxa"/>
-              <w:start w:w="100" w:type="dxa"/>
-              <w:bottom w:w="100" w:type="dxa"/>
-              <w:end w:w="100" w:type="dxa"/>
-            </w:tcMar>
-          </w:tcPr>
-          <w:p/>
         </w:tc>
       </w:tr>
       <w:tr>
         <w:tc>
           <w:tcPr>
-            <w:tcW w:type="dxa" w:w="2448"/>
+            <w:tcW w:type="dxa" w:w="3264"/>
             <w:vAlign w:val="center"/>
             <w:tcMar>
               <w:top w:w="100" w:type="dxa"/>
@@ -734,7 +628,7 @@
         </w:tc>
         <w:tc>
           <w:tcPr>
-            <w:tcW w:type="dxa" w:w="2448"/>
+            <w:tcW w:type="dxa" w:w="6528"/>
             <w:vAlign w:val="center"/>
             <w:tcMar>
               <w:top w:w="100" w:type="dxa"/>
@@ -748,32 +642,6 @@
               <w:t>Energy eigenstates, Lesson 11</w:t>
             </w:r>
           </w:p>
-        </w:tc>
-        <w:tc>
-          <w:tcPr>
-            <w:tcW w:type="dxa" w:w="2448"/>
-            <w:vAlign w:val="center"/>
-            <w:tcMar>
-              <w:top w:w="100" w:type="dxa"/>
-              <w:start w:w="100" w:type="dxa"/>
-              <w:bottom w:w="100" w:type="dxa"/>
-              <w:end w:w="100" w:type="dxa"/>
-            </w:tcMar>
-          </w:tcPr>
-          <w:p/>
-        </w:tc>
-        <w:tc>
-          <w:tcPr>
-            <w:tcW w:type="dxa" w:w="2448"/>
-            <w:vAlign w:val="center"/>
-            <w:tcMar>
-              <w:top w:w="100" w:type="dxa"/>
-              <w:start w:w="100" w:type="dxa"/>
-              <w:bottom w:w="100" w:type="dxa"/>
-              <w:end w:w="100" w:type="dxa"/>
-            </w:tcMar>
-          </w:tcPr>
-          <w:p/>
         </w:tc>
       </w:tr>
     </w:tbl>
@@ -863,16 +731,13 @@
         <w:tblLook w:firstColumn="1" w:firstRow="1" w:lastColumn="0" w:lastRow="0" w:noHBand="0" w:noVBand="1" w:val="04A0"/>
       </w:tblPr>
       <w:tblGrid>
-        <w:gridCol w:w="1958"/>
-        <w:gridCol w:w="1958"/>
-        <w:gridCol w:w="1958"/>
-        <w:gridCol w:w="1958"/>
-        <w:gridCol w:w="1958"/>
+        <w:gridCol w:w="720"/>
+        <w:gridCol w:w="9072"/>
       </w:tblGrid>
       <w:tr>
         <w:tc>
           <w:tcPr>
-            <w:tcW w:type="dxa" w:w="1958"/>
+            <w:tcW w:type="dxa" w:w="720"/>
             <w:shd w:fill="1F4E78"/>
             <w:vAlign w:val="center"/>
             <w:tcMar>
@@ -894,7 +759,7 @@
         </w:tc>
         <w:tc>
           <w:tcPr>
-            <w:tcW w:type="dxa" w:w="1958"/>
+            <w:tcW w:type="dxa" w:w="9072"/>
             <w:shd w:fill="1F4E78"/>
             <w:vAlign w:val="center"/>
             <w:tcMar>
@@ -914,74 +779,11 @@
             </w:r>
           </w:p>
         </w:tc>
-        <w:tc>
-          <w:tcPr>
-            <w:tcW w:type="dxa" w:w="1958"/>
-            <w:shd w:fill="1F4E78"/>
-            <w:vAlign w:val="center"/>
-            <w:tcMar>
-              <w:top w:w="100" w:type="dxa"/>
-              <w:start w:w="100" w:type="dxa"/>
-              <w:bottom w:w="100" w:type="dxa"/>
-              <w:end w:w="100" w:type="dxa"/>
-            </w:tcMar>
-          </w:tcPr>
-          <w:p>
-            <w:r>
-              <w:rPr>
-                <w:b/>
-                <w:color w:val="FFFFFF"/>
-              </w:rPr>
-            </w:r>
-          </w:p>
-        </w:tc>
-        <w:tc>
-          <w:tcPr>
-            <w:tcW w:type="dxa" w:w="1958"/>
-            <w:shd w:fill="1F4E78"/>
-            <w:vAlign w:val="center"/>
-            <w:tcMar>
-              <w:top w:w="100" w:type="dxa"/>
-              <w:start w:w="100" w:type="dxa"/>
-              <w:bottom w:w="100" w:type="dxa"/>
-              <w:end w:w="100" w:type="dxa"/>
-            </w:tcMar>
-          </w:tcPr>
-          <w:p>
-            <w:r>
-              <w:rPr>
-                <w:b/>
-                <w:color w:val="FFFFFF"/>
-              </w:rPr>
-            </w:r>
-          </w:p>
-        </w:tc>
-        <w:tc>
-          <w:tcPr>
-            <w:tcW w:type="dxa" w:w="1958"/>
-            <w:shd w:fill="1F4E78"/>
-            <w:vAlign w:val="center"/>
-            <w:tcMar>
-              <w:top w:w="100" w:type="dxa"/>
-              <w:start w:w="100" w:type="dxa"/>
-              <w:bottom w:w="100" w:type="dxa"/>
-              <w:end w:w="100" w:type="dxa"/>
-            </w:tcMar>
-          </w:tcPr>
-          <w:p>
-            <w:r>
-              <w:rPr>
-                <w:b/>
-                <w:color w:val="FFFFFF"/>
-              </w:rPr>
-            </w:r>
-          </w:p>
-        </w:tc>
       </w:tr>
       <w:tr>
         <w:tc>
           <w:tcPr>
-            <w:tcW w:type="dxa" w:w="1958"/>
+            <w:tcW w:type="dxa" w:w="720"/>
             <w:vAlign w:val="center"/>
             <w:tcMar>
               <w:top w:w="100" w:type="dxa"/>
@@ -998,7 +800,7 @@
         </w:tc>
         <w:tc>
           <w:tcPr>
-            <w:tcW w:type="dxa" w:w="1958"/>
+            <w:tcW w:type="dxa" w:w="9072"/>
             <w:vAlign w:val="center"/>
             <w:tcMar>
               <w:top w:w="100" w:type="dxa"/>
@@ -1009,62 +811,15 @@
           </w:tcPr>
           <w:p>
             <w:r>
-              <w:t>Say iℏ d</w:t>
+              <w:t>Say iℏ d|ψ⟩/dt=Ĥ|ψ⟩ in six words.</w:t>
             </w:r>
           </w:p>
-        </w:tc>
-        <w:tc>
-          <w:tcPr>
-            <w:tcW w:type="dxa" w:w="1958"/>
-            <w:vAlign w:val="center"/>
-            <w:tcMar>
-              <w:top w:w="100" w:type="dxa"/>
-              <w:start w:w="100" w:type="dxa"/>
-              <w:bottom w:w="100" w:type="dxa"/>
-              <w:end w:w="100" w:type="dxa"/>
-            </w:tcMar>
-          </w:tcPr>
-          <w:p>
-            <w:r>
-              <w:t>ψ⟩/dt=Ĥ</w:t>
-            </w:r>
-          </w:p>
-        </w:tc>
-        <w:tc>
-          <w:tcPr>
-            <w:tcW w:type="dxa" w:w="1958"/>
-            <w:vAlign w:val="center"/>
-            <w:tcMar>
-              <w:top w:w="100" w:type="dxa"/>
-              <w:start w:w="100" w:type="dxa"/>
-              <w:bottom w:w="100" w:type="dxa"/>
-              <w:end w:w="100" w:type="dxa"/>
-            </w:tcMar>
-          </w:tcPr>
-          <w:p>
-            <w:r>
-              <w:t>ψ⟩ in six words.</w:t>
-            </w:r>
-          </w:p>
-        </w:tc>
-        <w:tc>
-          <w:tcPr>
-            <w:tcW w:type="dxa" w:w="1958"/>
-            <w:vAlign w:val="center"/>
-            <w:tcMar>
-              <w:top w:w="100" w:type="dxa"/>
-              <w:start w:w="100" w:type="dxa"/>
-              <w:bottom w:w="100" w:type="dxa"/>
-              <w:end w:w="100" w:type="dxa"/>
-            </w:tcMar>
-          </w:tcPr>
-          <w:p/>
         </w:tc>
       </w:tr>
       <w:tr>
         <w:tc>
           <w:tcPr>
-            <w:tcW w:type="dxa" w:w="1958"/>
+            <w:tcW w:type="dxa" w:w="720"/>
             <w:vAlign w:val="center"/>
             <w:shd w:fill="EAF2F8"/>
             <w:tcMar>
@@ -1082,7 +837,7 @@
         </w:tc>
         <w:tc>
           <w:tcPr>
-            <w:tcW w:type="dxa" w:w="1958"/>
+            <w:tcW w:type="dxa" w:w="9072"/>
             <w:vAlign w:val="center"/>
             <w:shd w:fill="EAF2F8"/>
             <w:tcMar>
@@ -1094,61 +849,7 @@
           </w:tcPr>
           <w:p>
             <w:r>
-              <w:t>If Ĥ</w:t>
-            </w:r>
-          </w:p>
-        </w:tc>
-        <w:tc>
-          <w:tcPr>
-            <w:tcW w:type="dxa" w:w="1958"/>
-            <w:vAlign w:val="center"/>
-            <w:shd w:fill="EAF2F8"/>
-            <w:tcMar>
-              <w:top w:w="100" w:type="dxa"/>
-              <w:start w:w="100" w:type="dxa"/>
-              <w:bottom w:w="100" w:type="dxa"/>
-              <w:end w:w="100" w:type="dxa"/>
-            </w:tcMar>
-          </w:tcPr>
-          <w:p>
-            <w:r>
-              <w:t>ψ⟩=E</w:t>
-            </w:r>
-          </w:p>
-        </w:tc>
-        <w:tc>
-          <w:tcPr>
-            <w:tcW w:type="dxa" w:w="1958"/>
-            <w:vAlign w:val="center"/>
-            <w:shd w:fill="EAF2F8"/>
-            <w:tcMar>
-              <w:top w:w="100" w:type="dxa"/>
-              <w:start w:w="100" w:type="dxa"/>
-              <w:bottom w:w="100" w:type="dxa"/>
-              <w:end w:w="100" w:type="dxa"/>
-            </w:tcMar>
-          </w:tcPr>
-          <w:p>
-            <w:r>
-              <w:t>ψ⟩, write</w:t>
-            </w:r>
-          </w:p>
-        </w:tc>
-        <w:tc>
-          <w:tcPr>
-            <w:tcW w:type="dxa" w:w="1958"/>
-            <w:vAlign w:val="center"/>
-            <w:shd w:fill="EAF2F8"/>
-            <w:tcMar>
-              <w:top w:w="100" w:type="dxa"/>
-              <w:start w:w="100" w:type="dxa"/>
-              <w:bottom w:w="100" w:type="dxa"/>
-              <w:end w:w="100" w:type="dxa"/>
-            </w:tcMar>
-          </w:tcPr>
-          <w:p>
-            <w:r>
-              <w:t>ψ(t)⟩.</w:t>
+              <w:t>If Ĥ|ψ⟩=E|ψ⟩, write |ψ(t)⟩.</w:t>
             </w:r>
           </w:p>
         </w:tc>
@@ -1156,7 +857,7 @@
       <w:tr>
         <w:tc>
           <w:tcPr>
-            <w:tcW w:type="dxa" w:w="1958"/>
+            <w:tcW w:type="dxa" w:w="720"/>
             <w:vAlign w:val="center"/>
             <w:tcMar>
               <w:top w:w="100" w:type="dxa"/>
@@ -1173,7 +874,7 @@
         </w:tc>
         <w:tc>
           <w:tcPr>
-            <w:tcW w:type="dxa" w:w="1958"/>
+            <w:tcW w:type="dxa" w:w="9072"/>
             <w:vAlign w:val="center"/>
             <w:tcMar>
               <w:top w:w="100" w:type="dxa"/>
@@ -1188,50 +889,11 @@
             </w:r>
           </w:p>
         </w:tc>
-        <w:tc>
-          <w:tcPr>
-            <w:tcW w:type="dxa" w:w="1958"/>
-            <w:vAlign w:val="center"/>
-            <w:tcMar>
-              <w:top w:w="100" w:type="dxa"/>
-              <w:start w:w="100" w:type="dxa"/>
-              <w:bottom w:w="100" w:type="dxa"/>
-              <w:end w:w="100" w:type="dxa"/>
-            </w:tcMar>
-          </w:tcPr>
-          <w:p/>
-        </w:tc>
-        <w:tc>
-          <w:tcPr>
-            <w:tcW w:type="dxa" w:w="1958"/>
-            <w:vAlign w:val="center"/>
-            <w:tcMar>
-              <w:top w:w="100" w:type="dxa"/>
-              <w:start w:w="100" w:type="dxa"/>
-              <w:bottom w:w="100" w:type="dxa"/>
-              <w:end w:w="100" w:type="dxa"/>
-            </w:tcMar>
-          </w:tcPr>
-          <w:p/>
-        </w:tc>
-        <w:tc>
-          <w:tcPr>
-            <w:tcW w:type="dxa" w:w="1958"/>
-            <w:vAlign w:val="center"/>
-            <w:tcMar>
-              <w:top w:w="100" w:type="dxa"/>
-              <w:start w:w="100" w:type="dxa"/>
-              <w:bottom w:w="100" w:type="dxa"/>
-              <w:end w:w="100" w:type="dxa"/>
-            </w:tcMar>
-          </w:tcPr>
-          <w:p/>
-        </w:tc>
       </w:tr>
       <w:tr>
         <w:tc>
           <w:tcPr>
-            <w:tcW w:type="dxa" w:w="1958"/>
+            <w:tcW w:type="dxa" w:w="720"/>
             <w:vAlign w:val="center"/>
             <w:shd w:fill="EAF2F8"/>
             <w:tcMar>
@@ -1249,7 +911,7 @@
         </w:tc>
         <w:tc>
           <w:tcPr>
-            <w:tcW w:type="dxa" w:w="1958"/>
+            <w:tcW w:type="dxa" w:w="9072"/>
             <w:vAlign w:val="center"/>
             <w:shd w:fill="EAF2F8"/>
             <w:tcMar>
@@ -1265,53 +927,11 @@
             </w:r>
           </w:p>
         </w:tc>
-        <w:tc>
-          <w:tcPr>
-            <w:tcW w:type="dxa" w:w="1958"/>
-            <w:vAlign w:val="center"/>
-            <w:shd w:fill="EAF2F8"/>
-            <w:tcMar>
-              <w:top w:w="100" w:type="dxa"/>
-              <w:start w:w="100" w:type="dxa"/>
-              <w:bottom w:w="100" w:type="dxa"/>
-              <w:end w:w="100" w:type="dxa"/>
-            </w:tcMar>
-          </w:tcPr>
-          <w:p/>
-        </w:tc>
-        <w:tc>
-          <w:tcPr>
-            <w:tcW w:type="dxa" w:w="1958"/>
-            <w:vAlign w:val="center"/>
-            <w:shd w:fill="EAF2F8"/>
-            <w:tcMar>
-              <w:top w:w="100" w:type="dxa"/>
-              <w:start w:w="100" w:type="dxa"/>
-              <w:bottom w:w="100" w:type="dxa"/>
-              <w:end w:w="100" w:type="dxa"/>
-            </w:tcMar>
-          </w:tcPr>
-          <w:p/>
-        </w:tc>
-        <w:tc>
-          <w:tcPr>
-            <w:tcW w:type="dxa" w:w="1958"/>
-            <w:vAlign w:val="center"/>
-            <w:shd w:fill="EAF2F8"/>
-            <w:tcMar>
-              <w:top w:w="100" w:type="dxa"/>
-              <w:start w:w="100" w:type="dxa"/>
-              <w:bottom w:w="100" w:type="dxa"/>
-              <w:end w:w="100" w:type="dxa"/>
-            </w:tcMar>
-          </w:tcPr>
-          <w:p/>
-        </w:tc>
       </w:tr>
       <w:tr>
         <w:tc>
           <w:tcPr>
-            <w:tcW w:type="dxa" w:w="1958"/>
+            <w:tcW w:type="dxa" w:w="720"/>
             <w:vAlign w:val="center"/>
             <w:tcMar>
               <w:top w:w="100" w:type="dxa"/>
@@ -1328,7 +948,7 @@
         </w:tc>
         <w:tc>
           <w:tcPr>
-            <w:tcW w:type="dxa" w:w="1958"/>
+            <w:tcW w:type="dxa" w:w="9072"/>
             <w:vAlign w:val="center"/>
             <w:tcMar>
               <w:top w:w="100" w:type="dxa"/>
@@ -1343,50 +963,11 @@
             </w:r>
           </w:p>
         </w:tc>
-        <w:tc>
-          <w:tcPr>
-            <w:tcW w:type="dxa" w:w="1958"/>
-            <w:vAlign w:val="center"/>
-            <w:tcMar>
-              <w:top w:w="100" w:type="dxa"/>
-              <w:start w:w="100" w:type="dxa"/>
-              <w:bottom w:w="100" w:type="dxa"/>
-              <w:end w:w="100" w:type="dxa"/>
-            </w:tcMar>
-          </w:tcPr>
-          <w:p/>
-        </w:tc>
-        <w:tc>
-          <w:tcPr>
-            <w:tcW w:type="dxa" w:w="1958"/>
-            <w:vAlign w:val="center"/>
-            <w:tcMar>
-              <w:top w:w="100" w:type="dxa"/>
-              <w:start w:w="100" w:type="dxa"/>
-              <w:bottom w:w="100" w:type="dxa"/>
-              <w:end w:w="100" w:type="dxa"/>
-            </w:tcMar>
-          </w:tcPr>
-          <w:p/>
-        </w:tc>
-        <w:tc>
-          <w:tcPr>
-            <w:tcW w:type="dxa" w:w="1958"/>
-            <w:vAlign w:val="center"/>
-            <w:tcMar>
-              <w:top w:w="100" w:type="dxa"/>
-              <w:start w:w="100" w:type="dxa"/>
-              <w:bottom w:w="100" w:type="dxa"/>
-              <w:end w:w="100" w:type="dxa"/>
-            </w:tcMar>
-          </w:tcPr>
-          <w:p/>
-        </w:tc>
       </w:tr>
       <w:tr>
         <w:tc>
           <w:tcPr>
-            <w:tcW w:type="dxa" w:w="1958"/>
+            <w:tcW w:type="dxa" w:w="720"/>
             <w:vAlign w:val="center"/>
             <w:shd w:fill="EAF2F8"/>
             <w:tcMar>
@@ -1404,7 +985,7 @@
         </w:tc>
         <w:tc>
           <w:tcPr>
-            <w:tcW w:type="dxa" w:w="1958"/>
+            <w:tcW w:type="dxa" w:w="9072"/>
             <w:vAlign w:val="center"/>
             <w:shd w:fill="EAF2F8"/>
             <w:tcMar>
@@ -1420,53 +1001,11 @@
             </w:r>
           </w:p>
         </w:tc>
-        <w:tc>
-          <w:tcPr>
-            <w:tcW w:type="dxa" w:w="1958"/>
-            <w:vAlign w:val="center"/>
-            <w:shd w:fill="EAF2F8"/>
-            <w:tcMar>
-              <w:top w:w="100" w:type="dxa"/>
-              <w:start w:w="100" w:type="dxa"/>
-              <w:bottom w:w="100" w:type="dxa"/>
-              <w:end w:w="100" w:type="dxa"/>
-            </w:tcMar>
-          </w:tcPr>
-          <w:p/>
-        </w:tc>
-        <w:tc>
-          <w:tcPr>
-            <w:tcW w:type="dxa" w:w="1958"/>
-            <w:vAlign w:val="center"/>
-            <w:shd w:fill="EAF2F8"/>
-            <w:tcMar>
-              <w:top w:w="100" w:type="dxa"/>
-              <w:start w:w="100" w:type="dxa"/>
-              <w:bottom w:w="100" w:type="dxa"/>
-              <w:end w:w="100" w:type="dxa"/>
-            </w:tcMar>
-          </w:tcPr>
-          <w:p/>
-        </w:tc>
-        <w:tc>
-          <w:tcPr>
-            <w:tcW w:type="dxa" w:w="1958"/>
-            <w:vAlign w:val="center"/>
-            <w:shd w:fill="EAF2F8"/>
-            <w:tcMar>
-              <w:top w:w="100" w:type="dxa"/>
-              <w:start w:w="100" w:type="dxa"/>
-              <w:bottom w:w="100" w:type="dxa"/>
-              <w:end w:w="100" w:type="dxa"/>
-            </w:tcMar>
-          </w:tcPr>
-          <w:p/>
-        </w:tc>
       </w:tr>
       <w:tr>
         <w:tc>
           <w:tcPr>
-            <w:tcW w:type="dxa" w:w="1958"/>
+            <w:tcW w:type="dxa" w:w="720"/>
             <w:vAlign w:val="center"/>
             <w:tcMar>
               <w:top w:w="100" w:type="dxa"/>
@@ -1483,7 +1022,7 @@
         </w:tc>
         <w:tc>
           <w:tcPr>
-            <w:tcW w:type="dxa" w:w="1958"/>
+            <w:tcW w:type="dxa" w:w="9072"/>
             <w:vAlign w:val="center"/>
             <w:tcMar>
               <w:top w:w="100" w:type="dxa"/>
@@ -1498,50 +1037,11 @@
             </w:r>
           </w:p>
         </w:tc>
-        <w:tc>
-          <w:tcPr>
-            <w:tcW w:type="dxa" w:w="1958"/>
-            <w:vAlign w:val="center"/>
-            <w:tcMar>
-              <w:top w:w="100" w:type="dxa"/>
-              <w:start w:w="100" w:type="dxa"/>
-              <w:bottom w:w="100" w:type="dxa"/>
-              <w:end w:w="100" w:type="dxa"/>
-            </w:tcMar>
-          </w:tcPr>
-          <w:p/>
-        </w:tc>
-        <w:tc>
-          <w:tcPr>
-            <w:tcW w:type="dxa" w:w="1958"/>
-            <w:vAlign w:val="center"/>
-            <w:tcMar>
-              <w:top w:w="100" w:type="dxa"/>
-              <w:start w:w="100" w:type="dxa"/>
-              <w:bottom w:w="100" w:type="dxa"/>
-              <w:end w:w="100" w:type="dxa"/>
-            </w:tcMar>
-          </w:tcPr>
-          <w:p/>
-        </w:tc>
-        <w:tc>
-          <w:tcPr>
-            <w:tcW w:type="dxa" w:w="1958"/>
-            <w:vAlign w:val="center"/>
-            <w:tcMar>
-              <w:top w:w="100" w:type="dxa"/>
-              <w:start w:w="100" w:type="dxa"/>
-              <w:bottom w:w="100" w:type="dxa"/>
-              <w:end w:w="100" w:type="dxa"/>
-            </w:tcMar>
-          </w:tcPr>
-          <w:p/>
-        </w:tc>
       </w:tr>
       <w:tr>
         <w:tc>
           <w:tcPr>
-            <w:tcW w:type="dxa" w:w="1958"/>
+            <w:tcW w:type="dxa" w:w="720"/>
             <w:vAlign w:val="center"/>
             <w:shd w:fill="EAF2F8"/>
             <w:tcMar>
@@ -1559,7 +1059,7 @@
         </w:tc>
         <w:tc>
           <w:tcPr>
-            <w:tcW w:type="dxa" w:w="1958"/>
+            <w:tcW w:type="dxa" w:w="9072"/>
             <w:vAlign w:val="center"/>
             <w:shd w:fill="EAF2F8"/>
             <w:tcMar>
@@ -1574,48 +1074,6 @@
               <w:t>Challenge: if ℏ=1, what is the period of the phase e^{−iEt}?</w:t>
             </w:r>
           </w:p>
-        </w:tc>
-        <w:tc>
-          <w:tcPr>
-            <w:tcW w:type="dxa" w:w="1958"/>
-            <w:vAlign w:val="center"/>
-            <w:shd w:fill="EAF2F8"/>
-            <w:tcMar>
-              <w:top w:w="100" w:type="dxa"/>
-              <w:start w:w="100" w:type="dxa"/>
-              <w:bottom w:w="100" w:type="dxa"/>
-              <w:end w:w="100" w:type="dxa"/>
-            </w:tcMar>
-          </w:tcPr>
-          <w:p/>
-        </w:tc>
-        <w:tc>
-          <w:tcPr>
-            <w:tcW w:type="dxa" w:w="1958"/>
-            <w:vAlign w:val="center"/>
-            <w:shd w:fill="EAF2F8"/>
-            <w:tcMar>
-              <w:top w:w="100" w:type="dxa"/>
-              <w:start w:w="100" w:type="dxa"/>
-              <w:bottom w:w="100" w:type="dxa"/>
-              <w:end w:w="100" w:type="dxa"/>
-            </w:tcMar>
-          </w:tcPr>
-          <w:p/>
-        </w:tc>
-        <w:tc>
-          <w:tcPr>
-            <w:tcW w:type="dxa" w:w="1958"/>
-            <w:vAlign w:val="center"/>
-            <w:shd w:fill="EAF2F8"/>
-            <w:tcMar>
-              <w:top w:w="100" w:type="dxa"/>
-              <w:start w:w="100" w:type="dxa"/>
-              <w:bottom w:w="100" w:type="dxa"/>
-              <w:end w:w="100" w:type="dxa"/>
-            </w:tcMar>
-          </w:tcPr>
-          <w:p/>
         </w:tc>
       </w:tr>
     </w:tbl>
